--- a/clientes/duoz-organizadores/Script_Atendimento_Duoz_Organizadores.docx
+++ b/clientes/duoz-organizadores/Script_Atendimento_Duoz_Organizadores.docx
@@ -74,7 +74,7 @@
           <w:sz w:val="20"/>
           <w:szCs w:val="20"/>
         </w:rPr>
-        <w:t xml:space="preserve">(nome do lead, produto/ambiente, representante da região).</w:t>
+        <w:t xml:space="preserve">(nome do lead, nome da empresa do lead, produto/ambiente, representante da região).</w:t>
       </w:r>
     </w:p>
     <w:p>
@@ -155,7 +155,7 @@
           <w:sz w:val="17"/>
           <w:szCs w:val="17"/>
         </w:rPr>
-        <w:t xml:space="preserve">TÉCNICA: RECUO ESTRATÉGICO</w:t>
+        <w:t xml:space="preserve">TÉCNICA: RECIPROCIDADE</w:t>
       </w:r>
     </w:p>
     <w:p>
@@ -182,7 +182,7 @@
           <w:sz w:val="20"/>
           <w:szCs w:val="20"/>
         </w:rPr>
-        <w:t xml:space="preserve">Criar conexão e mostrar que o atendimento é consultivo, não um script de vendas de varejo. Produto de alto padrão e ticket alto exige mais cuidado na confiança inicial do que uma compra comum.</w:t>
+        <w:t xml:space="preserve">Abrir a conversa gerando valor antes de pedir qualquer coisa: apresentar quem fala, o que a marca faz, e já oferecer o catálogo. Isso ativa o gatilho de reciprocidade do Método DEF antes mesmo da primeira pergunta de qualificação.</w:t>
       </w:r>
     </w:p>
     <w:p>
@@ -221,7 +221,7 @@
           <w:sz w:val="20"/>
           <w:szCs w:val="20"/>
         </w:rPr>
-        <w:t xml:space="preserve">Oi, [NOME]! Aqui é [NOME PSEUDÔNIMO] da Duoz Organizadores. Vi que você se interessou em [PRODUTO/CATEGORIA]. Antes de te passar qualquer informação, eu gosto de entender bem o que você busca, pra já te direcionar pro especialista certo da sua região. Posso te fazer algumas perguntas rápidas?</w:t>
+        <w:t xml:space="preserve">Bom dia, [NOME]! Tudo bem?</w:t>
       </w:r>
       <w:r>
         <w:rPr>
@@ -231,6 +231,168 @@
           <w:szCs w:val="20"/>
         </w:rPr>
         <w:t xml:space="preserve">”</w:t>
+      </w:r>
+    </w:p>
+    <w:p>
+      <w:pPr>
+        <w:spacing w:after="40" w:before="160"/>
+      </w:pPr>
+      <w:r>
+        <w:rPr>
+          <w:rFonts w:ascii="Arial" w:cs="Arial" w:eastAsia="Arial" w:hAnsi="Arial"/>
+          <w:b/>
+          <w:bCs/>
+          <w:color w:val="212121"/>
+          <w:sz w:val="20"/>
+          <w:szCs w:val="20"/>
+        </w:rPr>
+        <w:t xml:space="preserve">Mensagem 02:</w:t>
+      </w:r>
+    </w:p>
+    <w:p>
+      <w:pPr>
+        <w:spacing w:after="80" w:before="0"/>
+      </w:pPr>
+      <w:r>
+        <w:rPr>
+          <w:rFonts w:ascii="Arial" w:cs="Arial" w:eastAsia="Arial" w:hAnsi="Arial"/>
+          <w:color w:val="C2185B"/>
+          <w:sz w:val="20"/>
+          <w:szCs w:val="20"/>
+        </w:rPr>
+        <w:t xml:space="preserve">“</w:t>
+      </w:r>
+      <w:r>
+        <w:rPr>
+          <w:rFonts w:ascii="Arial" w:cs="Arial" w:eastAsia="Arial" w:hAnsi="Arial"/>
+          <w:color w:val="212121"/>
+          <w:sz w:val="20"/>
+          <w:szCs w:val="20"/>
+        </w:rPr>
+        <w:t xml:space="preserve">Aqui é a Gláucia, da Duoz Organizadores. Recebemos seu contato através do nosso anúncio com interesse em conhecer mais sobre nossa linha de produtos para aplicar na [NOME DA EMPRESA].</w:t>
+      </w:r>
+      <w:r>
+        <w:rPr>
+          <w:rFonts w:ascii="Arial" w:cs="Arial" w:eastAsia="Arial" w:hAnsi="Arial"/>
+          <w:color w:val="C2185B"/>
+          <w:sz w:val="20"/>
+          <w:szCs w:val="20"/>
+        </w:rPr>
+        <w:t xml:space="preserve">”</w:t>
+      </w:r>
+    </w:p>
+    <w:p>
+      <w:pPr>
+        <w:spacing w:after="40" w:before="160"/>
+      </w:pPr>
+      <w:r>
+        <w:rPr>
+          <w:rFonts w:ascii="Arial" w:cs="Arial" w:eastAsia="Arial" w:hAnsi="Arial"/>
+          <w:b/>
+          <w:bCs/>
+          <w:color w:val="212121"/>
+          <w:sz w:val="20"/>
+          <w:szCs w:val="20"/>
+        </w:rPr>
+        <w:t xml:space="preserve">Mensagem 03:</w:t>
+      </w:r>
+    </w:p>
+    <w:p>
+      <w:pPr>
+        <w:spacing w:after="80" w:before="0"/>
+      </w:pPr>
+      <w:r>
+        <w:rPr>
+          <w:rFonts w:ascii="Arial" w:cs="Arial" w:eastAsia="Arial" w:hAnsi="Arial"/>
+          <w:color w:val="C2185B"/>
+          <w:sz w:val="20"/>
+          <w:szCs w:val="20"/>
+        </w:rPr>
+        <w:t xml:space="preserve">“</w:t>
+      </w:r>
+      <w:r>
+        <w:rPr>
+          <w:rFonts w:ascii="Arial" w:cs="Arial" w:eastAsia="Arial" w:hAnsi="Arial"/>
+          <w:color w:val="212121"/>
+          <w:sz w:val="20"/>
+          <w:szCs w:val="20"/>
+        </w:rPr>
+        <w:t xml:space="preserve">Nós produzimos organizadores, divisores de joias, acessórios para closets e cozinhas gourmet, sob medida e com acabamentos em tecidos e lâminas nobres.</w:t>
+      </w:r>
+      <w:r>
+        <w:rPr>
+          <w:rFonts w:ascii="Arial" w:cs="Arial" w:eastAsia="Arial" w:hAnsi="Arial"/>
+          <w:color w:val="C2185B"/>
+          <w:sz w:val="20"/>
+          <w:szCs w:val="20"/>
+        </w:rPr>
+        <w:t xml:space="preserve">”</w:t>
+      </w:r>
+    </w:p>
+    <w:p>
+      <w:pPr>
+        <w:spacing w:after="40" w:before="160"/>
+      </w:pPr>
+      <w:r>
+        <w:rPr>
+          <w:rFonts w:ascii="Arial" w:cs="Arial" w:eastAsia="Arial" w:hAnsi="Arial"/>
+          <w:b/>
+          <w:bCs/>
+          <w:color w:val="212121"/>
+          <w:sz w:val="20"/>
+          <w:szCs w:val="20"/>
+        </w:rPr>
+        <w:t xml:space="preserve">Mensagem 04:</w:t>
+      </w:r>
+    </w:p>
+    <w:p>
+      <w:pPr>
+        <w:spacing w:after="80" w:before="0"/>
+      </w:pPr>
+      <w:r>
+        <w:rPr>
+          <w:rFonts w:ascii="Arial" w:cs="Arial" w:eastAsia="Arial" w:hAnsi="Arial"/>
+          <w:color w:val="C2185B"/>
+          <w:sz w:val="20"/>
+          <w:szCs w:val="20"/>
+        </w:rPr>
+        <w:t xml:space="preserve">“</w:t>
+      </w:r>
+      <w:r>
+        <w:rPr>
+          <w:rFonts w:ascii="Arial" w:cs="Arial" w:eastAsia="Arial" w:hAnsi="Arial"/>
+          <w:color w:val="212121"/>
+          <w:sz w:val="20"/>
+          <w:szCs w:val="20"/>
+        </w:rPr>
+        <w:t xml:space="preserve">Posso te enviar nosso catálogo com produtos e fotos reais de projetos para você dar uma olhada?</w:t>
+      </w:r>
+      <w:r>
+        <w:rPr>
+          <w:rFonts w:ascii="Arial" w:cs="Arial" w:eastAsia="Arial" w:hAnsi="Arial"/>
+          <w:color w:val="C2185B"/>
+          <w:sz w:val="20"/>
+          <w:szCs w:val="20"/>
+        </w:rPr>
+        <w:t xml:space="preserve">”</w:t>
+      </w:r>
+    </w:p>
+    <w:p>
+      <w:pPr>
+        <w:spacing w:after="100" w:before="40"/>
+      </w:pPr>
+      <w:r>
+        <w:rPr>
+          <w:rFonts w:ascii="Arial" w:cs="Arial" w:eastAsia="Arial" w:hAnsi="Arial"/>
+          <w:b/>
+          <w:bCs/>
+          <w:i/>
+          <w:iCs/>
+          <w:color w:val="6A1B9A"/>
+          <w:sz w:val="20"/>
+          <w:szCs w:val="20"/>
+        </w:rPr>
+        <w:t xml:space="preserve">[Aguarda a resposta do lead antes de enviar o catálogo]</w:t>
       </w:r>
     </w:p>
     <w:p>
@@ -255,7 +417,41 @@
           <w:sz w:val="20"/>
           <w:szCs w:val="20"/>
         </w:rPr>
-        <w:t xml:space="preserve">"Pode sim, pode perguntar."</w:t>
+        <w:t xml:space="preserve">"Pode sim, manda aí!"</w:t>
+      </w:r>
+    </w:p>
+    <w:p>
+      <w:pPr>
+        <w:spacing w:after="40" w:before="160"/>
+      </w:pPr>
+      <w:r>
+        <w:rPr>
+          <w:rFonts w:ascii="Arial" w:cs="Arial" w:eastAsia="Arial" w:hAnsi="Arial"/>
+          <w:b/>
+          <w:bCs/>
+          <w:color w:val="212121"/>
+          <w:sz w:val="20"/>
+          <w:szCs w:val="20"/>
+        </w:rPr>
+        <w:t xml:space="preserve">Mensagem 05:</w:t>
+      </w:r>
+    </w:p>
+    <w:p>
+      <w:pPr>
+        <w:spacing w:after="100" w:before="40"/>
+      </w:pPr>
+      <w:r>
+        <w:rPr>
+          <w:rFonts w:ascii="Arial" w:cs="Arial" w:eastAsia="Arial" w:hAnsi="Arial"/>
+          <w:b/>
+          <w:bCs/>
+          <w:i/>
+          <w:iCs/>
+          <w:color w:val="6A1B9A"/>
+          <w:sz w:val="20"/>
+          <w:szCs w:val="20"/>
+        </w:rPr>
+        <w:t xml:space="preserve">[Enviar catálogo completo com produtos e fotos reais de projetos]</w:t>
       </w:r>
     </w:p>
     <w:p>
@@ -331,7 +527,7 @@
           <w:sz w:val="20"/>
           <w:szCs w:val="20"/>
         </w:rPr>
-        <w:t xml:space="preserve">Mensagem 02 (situação):</w:t>
+        <w:t xml:space="preserve">Mensagem 06 (situação):</w:t>
       </w:r>
     </w:p>
     <w:p>
@@ -354,7 +550,7 @@
           <w:sz w:val="20"/>
           <w:szCs w:val="20"/>
         </w:rPr>
-        <w:t xml:space="preserve">Pra começar, qual projeto você tá buscando: um closet organizador, cozinha gourmet, móvel sob medida pra outro ambiente, ou algo mais específico?</w:t>
+        <w:t xml:space="preserve">Gostou do catálogo? Me conta: qual projeto você tá buscando: um closet organizador, cozinha gourmet, móvel sob medida pra outro ambiente, ou algo mais específico?</w:t>
       </w:r>
       <w:r>
         <w:rPr>
@@ -404,7 +600,7 @@
           <w:sz w:val="20"/>
           <w:szCs w:val="20"/>
         </w:rPr>
-        <w:t xml:space="preserve">Mensagem 03 (situação, mais aberta):</w:t>
+        <w:t xml:space="preserve">Mensagem 07 (situação, mais aberta):</w:t>
       </w:r>
     </w:p>
     <w:p>
@@ -477,7 +673,7 @@
           <w:sz w:val="20"/>
           <w:szCs w:val="20"/>
         </w:rPr>
-        <w:t xml:space="preserve">Mensagem 04 (motivação):</w:t>
+        <w:t xml:space="preserve">Mensagem 08 (motivação):</w:t>
       </w:r>
     </w:p>
     <w:p>
@@ -566,7 +762,7 @@
           <w:sz w:val="20"/>
           <w:szCs w:val="20"/>
         </w:rPr>
-        <w:t xml:space="preserve">Mensagem 05 (aprofunda a motivação):</w:t>
+        <w:t xml:space="preserve">Mensagem 09 (aprofunda a motivação):</w:t>
       </w:r>
     </w:p>
     <w:p>
@@ -639,7 +835,7 @@
           <w:sz w:val="20"/>
           <w:szCs w:val="20"/>
         </w:rPr>
-        <w:t xml:space="preserve">Mensagem 06 (impeditivo, pergunta termômetro):</w:t>
+        <w:t xml:space="preserve">Mensagem 10 (impeditivo, pergunta termômetro):</w:t>
       </w:r>
     </w:p>
     <w:p>
@@ -740,7 +936,7 @@
           <w:sz w:val="20"/>
           <w:szCs w:val="20"/>
         </w:rPr>
-        <w:t xml:space="preserve">Reforçar a credibilidade da marca com prova social, sem entrar em valores. Isso fica só por conta do representante, que vai montar o projeto real.</w:t>
+        <w:t xml:space="preserve">Reforçar a credibilidade da marca com prova social direcionada ao que o lead descreveu, agora que o catálogo geral já foi visto. Sem entrar em valores, isso fica só por conta do representante.</w:t>
       </w:r>
     </w:p>
     <w:p>
@@ -756,7 +952,7 @@
           <w:sz w:val="20"/>
           <w:szCs w:val="20"/>
         </w:rPr>
-        <w:t xml:space="preserve">Mensagem 07:</w:t>
+        <w:t xml:space="preserve">Mensagem 11:</w:t>
       </w:r>
     </w:p>
     <w:p>
@@ -779,7 +975,7 @@
           <w:sz w:val="20"/>
           <w:szCs w:val="20"/>
         </w:rPr>
-        <w:t xml:space="preserve">Posso te mostrar alguns closets que já entregamos, parecidos com o que você descreveu? Acho que você vai se inspirar.</w:t>
+        <w:t xml:space="preserve">Além do catálogo geral, separei um projeto de closet bem parecido com o que você me contou. Posso te mostrar?</w:t>
       </w:r>
       <w:r>
         <w:rPr>
@@ -829,7 +1025,7 @@
           <w:sz w:val="20"/>
           <w:szCs w:val="20"/>
         </w:rPr>
-        <w:t xml:space="preserve">Mensagem 08:</w:t>
+        <w:t xml:space="preserve">Mensagem 12:</w:t>
       </w:r>
     </w:p>
     <w:p>
@@ -847,7 +1043,7 @@
           <w:sz w:val="20"/>
           <w:szCs w:val="20"/>
         </w:rPr>
-        <w:t xml:space="preserve">[Enviar fotos/vídeo de projetos entregues (closets, cozinhas gourmet) com acabamento em lâmina nobre ou tecido, priorizando estilo parecido com o que o lead descreveu]</w:t>
+        <w:t xml:space="preserve">[Enviar fotos/vídeo de um projeto específico parecido com o relato do lead, com acabamento em lâmina nobre ou tecido]</w:t>
       </w:r>
     </w:p>
     <w:p>
@@ -863,7 +1059,7 @@
           <w:sz w:val="20"/>
           <w:szCs w:val="20"/>
         </w:rPr>
-        <w:t xml:space="preserve">Mensagem 09:</w:t>
+        <w:t xml:space="preserve">Mensagem 13:</w:t>
       </w:r>
     </w:p>
     <w:p>
@@ -996,7 +1192,7 @@
           <w:sz w:val="20"/>
           <w:szCs w:val="20"/>
         </w:rPr>
-        <w:t xml:space="preserve">Mensagem 10:</w:t>
+        <w:t xml:space="preserve">Mensagem 14:</w:t>
       </w:r>
     </w:p>
     <w:p>
@@ -1044,7 +1240,7 @@
           <w:sz w:val="20"/>
           <w:szCs w:val="20"/>
         </w:rPr>
-        <w:t xml:space="preserve">Mensagem 11:</w:t>
+        <w:t xml:space="preserve">Mensagem 15:</w:t>
       </w:r>
     </w:p>
     <w:p>
@@ -1078,7 +1274,7 @@
           <w:sz w:val="20"/>
           <w:szCs w:val="20"/>
         </w:rPr>
-        <w:t xml:space="preserve">Mensagem 12 (representante assume a conversa):</w:t>
+        <w:t xml:space="preserve">Mensagem 16 (representante assume a conversa):</w:t>
       </w:r>
     </w:p>
     <w:p>
@@ -1101,7 +1297,7 @@
           <w:sz w:val="20"/>
           <w:szCs w:val="20"/>
         </w:rPr>
-        <w:t xml:space="preserve">Oi, [NOME]! Aqui é o [NOME DO REPRESENTANTE], especialista da Duoz aqui na sua região. A [NOME ATENDENTE INTERNA] me passou tudo sobre o seu projeto de closet, já fiquei bem animado pra te ajudar a tirar isso do papel. Podemos marcar uma conversa pra eu te trazer os próximos passos?</w:t>
+        <w:t xml:space="preserve">Oi, [NOME]! Aqui é o [NOME DO REPRESENTANTE], especialista da Duoz aqui na sua região. A Gláucia me passou tudo sobre o seu projeto de closet, já fiquei bem animado pra te ajudar a tirar isso do papel. Podemos marcar uma conversa pra eu te trazer os próximos passos?</w:t>
       </w:r>
       <w:r>
         <w:rPr>
@@ -1702,7 +1898,7 @@
           <w:sz w:val="20"/>
           <w:szCs w:val="20"/>
         </w:rPr>
-        <w:t xml:space="preserve">[NOME], aqui é [NOME PSEUDÔNIMO] da Duoz Organizadores novamente. A gente conversou sobre o seu projeto de closet, mas não seguimos adiante. Esse projeto ainda é uma prioridade pra você, ou os planos mudaram?</w:t>
+        <w:t xml:space="preserve">[NOME], aqui é a Gláucia da Duoz Organizadores novamente. A gente conversou sobre o seu projeto de closet, mas não seguimos adiante. Esse projeto ainda é uma prioridade pra você, ou os planos mudaram?</w:t>
       </w:r>
       <w:r>
         <w:rPr>

--- a/clientes/duoz-organizadores/Script_Atendimento_Duoz_Organizadores.docx
+++ b/clientes/duoz-organizadores/Script_Atendimento_Duoz_Organizadores.docx
@@ -511,7 +511,7 @@
           <w:sz w:val="20"/>
           <w:szCs w:val="20"/>
         </w:rPr>
-        <w:t xml:space="preserve">Levantar produto de interesse, ambiente, medidas aproximadas, acabamento preferido e o que motiva o projeto, pra passar um lead qualificado e bem informado pro representante, sem ele precisar repetir nada.</w:t>
+        <w:t xml:space="preserve">Essa é uma venda B2B, não pra consumidor final: o lead é uma marcenaria ou indústria que vai incorporar os produtos da Duoz nos próprios projetos pra clientes dela. Levantar segmento, linha de produto, volume e o que motiva a busca por um novo fornecedor, pra passar um lead qualificado pro representante.</w:t>
       </w:r>
     </w:p>
     <w:p>
@@ -550,7 +550,7 @@
           <w:sz w:val="20"/>
           <w:szCs w:val="20"/>
         </w:rPr>
-        <w:t xml:space="preserve">Gostou do catálogo? Me conta: qual projeto você tá buscando: um closet organizador, cozinha gourmet, móvel sob medida pra outro ambiente, ou algo mais específico?</w:t>
+        <w:t xml:space="preserve">Gostou do catálogo? Me conta: a [NOME DA EMPRESA] trabalha com o quê? Marcenaria, indústria moveleira, ou outro segmento?</w:t>
       </w:r>
       <w:r>
         <w:rPr>
@@ -584,7 +584,7 @@
           <w:sz w:val="20"/>
           <w:szCs w:val="20"/>
         </w:rPr>
-        <w:t xml:space="preserve">"Quero um closet planejado pro meu quarto."</w:t>
+        <w:t xml:space="preserve">"Somos uma marcenaria, fazemos móveis planejados sob encomenda."</w:t>
       </w:r>
     </w:p>
     <w:p>
@@ -623,7 +623,7 @@
           <w:sz w:val="20"/>
           <w:szCs w:val="20"/>
         </w:rPr>
-        <w:t xml:space="preserve">Legal! Você já tem o espaço definido, com medidas aproximadas, ou ainda tá no início do projeto? E já tem alguma ideia de acabamento, tipo tecido ou lâmina de madeira nobre, ou ainda tá explorando opções?</w:t>
+        <w:t xml:space="preserve">Legal! E hoje vocês já trabalham com acessórios e acabamentos em lâmina nobre ou tecido, ou seria uma linha nova pra vocês?</w:t>
       </w:r>
       <w:r>
         <w:rPr>
@@ -657,7 +657,7 @@
           <w:sz w:val="20"/>
           <w:szCs w:val="20"/>
         </w:rPr>
-        <w:t xml:space="preserve">"Tenho o espaço, mas não as medidas certas ainda. E gostei muito do acabamento em lâmina."</w:t>
+        <w:t xml:space="preserve">"Já fazemos alguma coisa, mas com outro fornecedor. Queríamos ver uma opção com mais qualidade."</w:t>
       </w:r>
     </w:p>
     <w:p>
@@ -696,7 +696,7 @@
           <w:sz w:val="20"/>
           <w:szCs w:val="20"/>
         </w:rPr>
-        <w:t xml:space="preserve">Que ótimo! E o que te fez buscar um closet planejado agora? Tava precisando de mais espaço, queria renovar o ambiente, ou é projeto de reforma ou construção nova?</w:t>
+        <w:t xml:space="preserve">Entendi! E o que fez vocês buscarem um novo fornecedor agora? Problema de qualidade, prazo de entrega, ou é mais uma questão de ampliar o portfólio de vocês?</w:t>
       </w:r>
       <w:r>
         <w:rPr>
@@ -730,7 +730,7 @@
           <w:sz w:val="20"/>
           <w:szCs w:val="20"/>
         </w:rPr>
-        <w:t xml:space="preserve">"Minha reforma tá quase pronta, e eu queria algo que realmente valorizasse o quarto, não só um guarda-roupa comum."</w:t>
+        <w:t xml:space="preserve">"Nosso fornecedor atual atrasa muito, e isso já nos custou cliente."</w:t>
       </w:r>
     </w:p>
     <w:p>
@@ -785,7 +785,7 @@
           <w:sz w:val="20"/>
           <w:szCs w:val="20"/>
         </w:rPr>
-        <w:t xml:space="preserve">Entendi, faz todo sentido! E hoje, o que mais te incomoda no jeito que você guarda suas roupas e acessórios? Falta de espaço, bagunça, ou só vontade mesmo de ter algo mais bonito e funcional?</w:t>
+        <w:t xml:space="preserve">Poxa, entendo o impacto disso. E hoje, qual o volume de pedidos de vocês por mês, mais ou menos, que usariam esse tipo de acessório? Isso me ajuda a já indicar o especialista certo pro porte de vocês.</w:t>
       </w:r>
       <w:r>
         <w:rPr>
@@ -819,7 +819,7 @@
           <w:sz w:val="20"/>
           <w:szCs w:val="20"/>
         </w:rPr>
-        <w:t xml:space="preserve">"Hoje é uma bagunça só, não acho nada, e quero algo que realmente pareça um closet de revista."</w:t>
+        <w:t xml:space="preserve">"Fazemos uns 15 a 20 projetos por mês que usam algum tipo de acessório desses."</w:t>
       </w:r>
     </w:p>
     <w:p>
@@ -858,7 +858,7 @@
           <w:sz w:val="20"/>
           <w:szCs w:val="20"/>
         </w:rPr>
-        <w:t xml:space="preserve">Imagino a vontade de ver isso resolvido! Se o projeto fizer sentido pro seu espaço e pro seu gosto, sua ideia é fechar esse projeto mais pra frente, ou você já tá decidida a fazer em breve?</w:t>
+        <w:t xml:space="preserve">Show! Se a gente conseguir resolver esse problema de prazo com qualidade boa, vocês já tão buscando trocar de fornecedor em breve, ou é mais uma pesquisa pra mais pra frente?</w:t>
       </w:r>
       <w:r>
         <w:rPr>
@@ -892,7 +892,7 @@
           <w:sz w:val="20"/>
           <w:szCs w:val="20"/>
         </w:rPr>
-        <w:t xml:space="preserve">"Já decidi, quero fazer assim que possível."</w:t>
+        <w:t xml:space="preserve">"Já queremos resolver isso o quanto antes, tá pegando no nosso caixa."</w:t>
       </w:r>
     </w:p>
     <w:p>
@@ -936,7 +936,7 @@
           <w:sz w:val="20"/>
           <w:szCs w:val="20"/>
         </w:rPr>
-        <w:t xml:space="preserve">Reforçar a credibilidade da marca com prova social direcionada ao que o lead descreveu, agora que o catálogo geral já foi visto. Sem entrar em valores, isso fica só por conta do representante.</w:t>
+        <w:t xml:space="preserve">Reforçar a credibilidade da marca com prova social de outros parceiros B2B (marcenarias/indústrias), focando em qualidade e consistência de prazo, que é a dor real levantada na qualificação. Sem entrar em valores, isso fica só por conta do representante.</w:t>
       </w:r>
     </w:p>
     <w:p>
@@ -975,7 +975,7 @@
           <w:sz w:val="20"/>
           <w:szCs w:val="20"/>
         </w:rPr>
-        <w:t xml:space="preserve">Além do catálogo geral, separei um projeto de closet bem parecido com o que você me contou. Posso te mostrar?</w:t>
+        <w:t xml:space="preserve">Além do catálogo geral, separei alguns cases de marcenarias que já são parceiras da gente, pra você ver o padrão de acabamento e prazo que entregamos. Posso te mostrar?</w:t>
       </w:r>
       <w:r>
         <w:rPr>
@@ -1043,7 +1043,7 @@
           <w:sz w:val="20"/>
           <w:szCs w:val="20"/>
         </w:rPr>
-        <w:t xml:space="preserve">[Enviar fotos/vídeo de um projeto específico parecido com o relato do lead, com acabamento em lâmina nobre ou tecido]</w:t>
+        <w:t xml:space="preserve">[Enviar fotos/vídeo de projetos entregues pra outras marcenarias ou indústrias parceiras, priorizando prazo e consistência de qualidade no acabamento]</w:t>
       </w:r>
     </w:p>
     <w:p>
@@ -1082,7 +1082,7 @@
           <w:sz w:val="20"/>
           <w:szCs w:val="20"/>
         </w:rPr>
-        <w:t xml:space="preserve">Gostou? Esse é exatamente o tipo de resultado que a gente busca entregar: funcional e com acabamento de altíssimo padrão. Pra te passar o projeto certinho, com valores e prazos, vou te conectar com o nosso especialista aqui da sua região. Ele já vai te atender com tudo que você me contou, sem precisar repetir nada. Pode ser?</w:t>
+        <w:t xml:space="preserve">Gostou? Esse é o padrão que a gente mantém com todos os parceiros, com prazo e qualidade consistentes. Pra te passar a tabela de valores e as condições de parceria, com pedido mínimo e prazo de entrega, vou te conectar com o nosso especialista aqui da sua região. Ele já vai te atender com tudo que você me contou, sem precisar repetir nada. Pode ser?</w:t>
       </w:r>
       <w:r>
         <w:rPr>
@@ -1215,7 +1215,7 @@
           <w:sz w:val="20"/>
           <w:szCs w:val="20"/>
         </w:rPr>
-        <w:t xml:space="preserve">[NOME DO REPRESENTANTE] é o nosso especialista aqui na sua região, já atendeu dezenas de projetos parecidos com o seu. Vou te apresentar pra ele agora, e ele vai levar o seu projeto adiante com todos os detalhes e valores. Só um momento!</w:t>
+        <w:t xml:space="preserve">[NOME DO REPRESENTANTE] é o nosso especialista aqui na sua região, já atende dezenas de marcenarias e indústrias parecidas com a [NOME DA EMPRESA]. Vou te apresentar pra ele agora, e ele vai levar a conversa adiante com as condições comerciais e prazos de parceria. Só um momento!</w:t>
       </w:r>
       <w:r>
         <w:rPr>
@@ -1258,7 +1258,7 @@
           <w:sz w:val="20"/>
           <w:szCs w:val="20"/>
         </w:rPr>
-        <w:t xml:space="preserve">[Encaminhar a conversa pro representante da região com o resumo da qualificação: produto de interesse, ambiente, medidas (se houver), acabamento preferido, motivação relatada e nível de decisão]</w:t>
+        <w:t xml:space="preserve">[Encaminhar a conversa pro representante da região com o resumo da qualificação: segmento (marcenaria/indústria), linha de produto, volume mensal estimado, motivação/dor com o fornecedor atual e nível de decisão]</w:t>
       </w:r>
     </w:p>
     <w:p>
@@ -1297,7 +1297,7 @@
           <w:sz w:val="20"/>
           <w:szCs w:val="20"/>
         </w:rPr>
-        <w:t xml:space="preserve">Oi, [NOME]! Aqui é o [NOME DO REPRESENTANTE], especialista da Duoz aqui na sua região. A Gláucia me passou tudo sobre o seu projeto de closet, já fiquei bem animado pra te ajudar a tirar isso do papel. Podemos marcar uma conversa pra eu te trazer os próximos passos?</w:t>
+        <w:t xml:space="preserve">Oi, [NOME]! Aqui é o [NOME DO REPRESENTANTE], especialista da Duoz aqui na sua região. A Gláucia me passou tudo sobre a [NOME DA EMPRESA] e o que vocês buscam. Já fiquei bem animado pra entender como a gente pode ser parceiro de vocês. Podemos marcar uma conversa pra eu te trazer as condições comerciais?</w:t>
       </w:r>
       <w:r>
         <w:rPr>
@@ -1322,7 +1322,7 @@
           <w:sz w:val="20"/>
           <w:szCs w:val="20"/>
         </w:rPr>
-        <w:t xml:space="preserve">A partir daqui, o atendimento segue com o representante: apresentação de valor, projeto detalhado, negociação e fechamento. Fora do escopo deste script.</w:t>
+        <w:t xml:space="preserve">A partir daqui, o atendimento segue com o representante: condições comerciais, volume mínimo, prazos e fechamento da parceria. Fora do escopo deste script.</w:t>
       </w:r>
     </w:p>
     <w:p>
@@ -1363,7 +1363,7 @@
           <w:sz w:val="20"/>
           <w:szCs w:val="20"/>
         </w:rPr>
-        <w:t xml:space="preserve">Baseado no Método DEF: escuta ativa primeiro, depois empatia, depois uma pergunta ou explicação que reconecta o lead com o motivo de ter procurado a Duoz. Nessa fase não existe objeção de preço, porque preço ainda não foi apresentado: as objeções aqui giram em torno de pressa, desconfiança ou resistência a falar com mais uma pessoa.</w:t>
+        <w:t xml:space="preserve">Baseado no Método DEF: escuta ativa primeiro, depois empatia, depois uma pergunta ou explicação que reconecta o lead com o motivo de ter procurado a Duoz. Nessa fase não existe objeção de preço, porque preço ainda não foi apresentado: as objeções aqui giram em torno de pressa, desconfiança, ou do decisor de compras não estar na conversa, o que é comum em venda B2B.</w:t>
       </w:r>
     </w:p>
     <w:p>
@@ -1419,7 +1419,7 @@
           <w:sz w:val="20"/>
           <w:szCs w:val="20"/>
         </w:rPr>
-        <w:t xml:space="preserve">Entendo a pressa! Mas cada projeto aqui é desenhado sob medida, então o valor muda bastante dependendo do ambiente, do acabamento e das medidas exatas. Por isso quem fecha os valores certinho é o nosso especialista da região: ele te dá um número real, não uma estimativa genérica que depois muda tudo. Posso te passar pra ele?</w:t>
+        <w:t xml:space="preserve">Entendo a pressa! Mas as condições comerciais variam conforme o volume mensal e o mix de produtos que vocês vão trabalhar, então quem monta a tabela certinha é o nosso especialista da região: ele consegue fechar uma condição real pro porte de vocês, não um preço genérico que depois muda tudo. Posso te passar pra ele?</w:t>
       </w:r>
       <w:r>
         <w:rPr>
@@ -1445,7 +1445,7 @@
           <w:sz w:val="24"/>
           <w:szCs w:val="24"/>
         </w:rPr>
-        <w:t xml:space="preserve">"Não quero falar com representante agora, só tava pesquisando"</w:t>
+        <w:t xml:space="preserve">"Preciso falar com meu sócio / com quem decide as compras"</w:t>
       </w:r>
     </w:p>
     <w:p>
@@ -1484,7 +1484,7 @@
           <w:sz w:val="20"/>
           <w:szCs w:val="20"/>
         </w:rPr>
-        <w:t xml:space="preserve">Sem problema nenhum! Fico com seu contato por aqui então, e quando fizer sentido pra você avançar, é só me chamar que eu já te conecto com o especialista da sua região.</w:t>
+        <w:t xml:space="preserve">Com certeza! Pra facilitar essa conversa interna, posso te passar um resumo rápido do que a gente oferece e das condições gerais de parceria, pra você já levar pronto pra decisão. Faz sentido?</w:t>
       </w:r>
       <w:r>
         <w:rPr>
@@ -1509,7 +1509,7 @@
           <w:sz w:val="20"/>
           <w:szCs w:val="20"/>
         </w:rPr>
-        <w:t xml:space="preserve">Não insistir na transferência imediata. Forçar o contato com o representante antes da hora queima o lead e passa desespero.</w:t>
+        <w:t xml:space="preserve">Técnica do DEF pra quando o decisor não está na conversa: ensinar quem está falando com você a levar o benefício adiante, não só repassar informação solta.</w:t>
       </w:r>
     </w:p>
     <w:p>
@@ -1526,7 +1526,7 @@
           <w:sz w:val="24"/>
           <w:szCs w:val="24"/>
         </w:rPr>
-        <w:t xml:space="preserve">"Vou pensar"</w:t>
+        <w:t xml:space="preserve">"Não tenho interesse em trocar de fornecedor agora, só tava pesquisando"</w:t>
       </w:r>
     </w:p>
     <w:p>
@@ -1565,7 +1565,7 @@
           <w:sz w:val="20"/>
           <w:szCs w:val="20"/>
         </w:rPr>
-        <w:t xml:space="preserve">Sem problema! Só uma pergunta antes: ficou alguma dúvida sobre como funciona o processo, ou é mais uma questão de tempo pra decidir? Pergunto pra já ver se te explico melhor alguma parte, ou se faz mais sentido eu te chamar daqui uns dias.</w:t>
+        <w:t xml:space="preserve">Sem problema nenhum! Fico com seu contato por aqui então, e quando fizer sentido pra vocês avaliarem uma troca, é só me chamar que eu já te conecto com o especialista da sua região.</w:t>
       </w:r>
       <w:r>
         <w:rPr>
@@ -1590,7 +1590,7 @@
           <w:sz w:val="20"/>
           <w:szCs w:val="20"/>
         </w:rPr>
-        <w:t xml:space="preserve">Separa dúvida real (objeção, dá pra trabalhar) de "ainda não é o momento" (impeditivo genuíno, não insista). Se for impeditivo de verdade, o lead entra na cadência de follow-up abaixo, sem pressão.</w:t>
+        <w:t xml:space="preserve">Não insistir na transferência imediata. Forçar o contato com o representante antes da hora queima o lead e passa desespero.</w:t>
       </w:r>
     </w:p>
     <w:p>
@@ -1631,7 +1631,7 @@
           <w:sz w:val="20"/>
           <w:szCs w:val="20"/>
         </w:rPr>
-        <w:t xml:space="preserve">Para leads que pararam de responder ainda na fase interna, antes de chegar a um representante. Produto de alto ticket e decisão consultiva: follow-up em cima do lead, como se faz em compra por impulso, soa desesperado e queima a credibilidade da marca. Por isso cada tentativa é espaçada em no mínimo 7 dias, nunca menos. Tentativa 4 usa a técnica de efeito novidade do Método DEF, tentativa 5 é sempre a despedida. Se o lead não responder depois da tentativa 5, pausa o atendimento.</w:t>
+        <w:t xml:space="preserve">Para leads que pararam de responder ainda na fase interna, antes de chegar a um representante. Venda B2B de ciclo mais longo: follow-up em cima do lead, como se faz em compra por impulso, soa desesperado e queima a credibilidade da marca junto a quem pode virar fornecedor recorrente. Por isso cada tentativa é espaçada em no mínimo 7 dias, nunca menos. Tentativa 4 usa a técnica de efeito novidade do Método DEF, tentativa 5 é sempre a despedida. Se o lead não responder depois da tentativa 5, pausa o atendimento.</w:t>
       </w:r>
     </w:p>
     <w:p>
@@ -1648,7 +1648,7 @@
           <w:sz w:val="24"/>
           <w:szCs w:val="24"/>
         </w:rPr>
-        <w:t xml:space="preserve">Tentativa 1 (7 dias sem resposta) - Projeto novo parecido</w:t>
+        <w:t xml:space="preserve">Tentativa 1 (7 dias sem resposta) - Case novo parecido</w:t>
       </w:r>
     </w:p>
     <w:p>
@@ -1687,7 +1687,7 @@
           <w:sz w:val="20"/>
           <w:szCs w:val="20"/>
         </w:rPr>
-        <w:t xml:space="preserve">[NOME], finalizamos um closet essa semana bem parecido com o que você descreveu, com acabamento em lâmina nobre. Separei pra te mostrar, quer ver?</w:t>
+        <w:t xml:space="preserve">[NOME], fechamos uma parceria essa semana com uma marcenaria parecida com a [NOME DA EMPRESA], e o resultado ficou ótimo. Separei pra te mostrar, quer ver?</w:t>
       </w:r>
       <w:r>
         <w:rPr>
@@ -1752,7 +1752,7 @@
           <w:sz w:val="20"/>
           <w:szCs w:val="20"/>
         </w:rPr>
-        <w:t xml:space="preserve">[NOME], separei um guia rápido de como organizar as medidas do seu espaço antes do projeto começar, ajuda bastante na hora de conversar com o nosso especialista. Quer que eu te mande?</w:t>
+        <w:t xml:space="preserve">[NOME], separei um comparativo rápido de prazo médio de entrega que costuma ajudar marcenarias a decidir sobre troca de fornecedor. Quer que eu te mande?</w:t>
       </w:r>
       <w:r>
         <w:rPr>
@@ -1817,7 +1817,7 @@
           <w:sz w:val="20"/>
           <w:szCs w:val="20"/>
         </w:rPr>
-        <w:t xml:space="preserve">[NOME], fiquei pensando no que você me contou, que hoje é uma bagunça só guardar suas coisas. Separei um antes e depois de um closet que resolveu exatamente isso pra outra cliente. Posso te mandar?</w:t>
+        <w:t xml:space="preserve">[NOME], fiquei pensando no que você me contou, que o atraso do fornecedor atual já custou cliente pra vocês. Separei um case de uma marcenaria que resolveu exatamente isso com a gente. Posso te mandar?</w:t>
       </w:r>
       <w:r>
         <w:rPr>
@@ -1898,7 +1898,7 @@
           <w:sz w:val="20"/>
           <w:szCs w:val="20"/>
         </w:rPr>
-        <w:t xml:space="preserve">[NOME], aqui é a Gláucia da Duoz Organizadores novamente. A gente conversou sobre o seu projeto de closet, mas não seguimos adiante. Esse projeto ainda é uma prioridade pra você, ou os planos mudaram?</w:t>
+        <w:t xml:space="preserve">[NOME], aqui é a Gláucia da Duoz Organizadores novamente. A gente conversou sobre uma possível parceria de fornecimento pra [NOME DA EMPRESA], mas não seguimos adiante. Isso ainda é uma prioridade pra vocês, ou os planos mudaram?</w:t>
       </w:r>
       <w:r>
         <w:rPr>
@@ -1979,7 +1979,7 @@
           <w:sz w:val="20"/>
           <w:szCs w:val="20"/>
         </w:rPr>
-        <w:t xml:space="preserve">[NOME], pela falta de resposta, imagino que esse projeto não seja prioridade agora, e está tudo bem. Vou deixar seu atendimento em pausa por aqui. Quando quiser retomar, é só me chamar que eu te conecto direto com o especialista da sua região.</w:t>
+        <w:t xml:space="preserve">[NOME], pela falta de resposta, imagino que isso não seja prioridade agora, e está tudo bem. Vou deixar esse atendimento em pausa por aqui. Quando quiser retomar, é só me chamar que eu te conecto direto com o especialista da sua região.</w:t>
       </w:r>
       <w:r>
         <w:rPr>
@@ -2086,7 +2086,7 @@
           <w:sz w:val="20"/>
           <w:szCs w:val="20"/>
         </w:rPr>
-        <w:t xml:space="preserve">Nunca repassar valor, nem estimado: é informação exclusiva do representante, que monta o projeto real.</w:t>
+        <w:t xml:space="preserve">Essa é uma venda B2B pra marcenarias e indústrias, não pra consumidor final: tratar o lead como negócio (segmento, volume, fornecedor atual), não como cliente comprando pra casa própria.</w:t>
       </w:r>
     </w:p>
     <w:p>
@@ -2105,7 +2105,7 @@
           <w:sz w:val="20"/>
           <w:szCs w:val="20"/>
         </w:rPr>
-        <w:t xml:space="preserve">Sempre resumir a qualificação completa pro representante antes de transferir, pra o lead não precisar repetir a história do zero.</w:t>
+        <w:t xml:space="preserve">Nunca repassar valor, nem estimado: é informação exclusiva do representante, que monta a condição comercial real.</w:t>
       </w:r>
     </w:p>
     <w:p>
@@ -2124,7 +2124,7 @@
           <w:sz w:val="20"/>
           <w:szCs w:val="20"/>
         </w:rPr>
-        <w:t xml:space="preserve">Manter o tom alinhado ao posicionamento de alto padrão da marca: acolhedor e consultivo, sem gírias em excesso nem linguagem de venda de varejo.</w:t>
+        <w:t xml:space="preserve">Sempre resumir a qualificação completa pro representante antes de transferir, pra o lead não precisar repetir a história do zero.</w:t>
       </w:r>
     </w:p>
     <w:p>
@@ -2143,7 +2143,7 @@
           <w:sz w:val="20"/>
           <w:szCs w:val="20"/>
         </w:rPr>
-        <w:t xml:space="preserve">Só transferir pro representante quando o interesse estiver de fato desperto (pergunta termômetro respondida com disposição a avançar). Transferir cedo demais desperdiça o tempo do representante com lead frio.</w:t>
+        <w:t xml:space="preserve">Manter o tom alinhado ao posicionamento de alto padrão da marca: acolhedor e consultivo, sem gírias em excesso nem linguagem de venda de varejo.</w:t>
       </w:r>
     </w:p>
     <w:p>
@@ -2162,7 +2162,26 @@
           <w:sz w:val="20"/>
           <w:szCs w:val="20"/>
         </w:rPr>
-        <w:t xml:space="preserve">Não fazer follow-up antes dos 7 dias mínimos: nesse produto, pressa demonstrada afasta, não aproxima.</w:t>
+        <w:t xml:space="preserve">Só transferir pro representante quando o interesse estiver de fato desperto (pergunta termômetro respondida com disposição a avançar). Transferir cedo demais desperdiça o tempo do representante com lead frio.</w:t>
+      </w:r>
+    </w:p>
+    <w:p>
+      <w:pPr>
+        <w:pStyle w:val="ListParagraph"/>
+        <w:numPr>
+          <w:ilvl w:val="0"/>
+          <w:numId w:val="1"/>
+        </w:numPr>
+        <w:spacing w:after="40" w:before="40"/>
+      </w:pPr>
+      <w:r>
+        <w:rPr>
+          <w:rFonts w:ascii="Arial" w:cs="Arial" w:eastAsia="Arial" w:hAnsi="Arial"/>
+          <w:color w:val="212121"/>
+          <w:sz w:val="20"/>
+          <w:szCs w:val="20"/>
+        </w:rPr>
+        <w:t xml:space="preserve">Não fazer follow-up antes dos 7 dias mínimos: em venda B2B de ciclo mais longo, pressa demonstrada afasta, não aproxima.</w:t>
       </w:r>
     </w:p>
     <w:p>
